--- a/实验三_多Activity-周勇权2024180750.docx
+++ b/实验三_多Activity-周勇权2024180750.docx
@@ -3071,7 +3071,8 @@
         </w:trPr>
         <w:tc>
           <w:tcPr>
-            <w:tcW w:type="dxa" w:w="4139"/>
+            <w:tcW w:type="dxa" w:w="8306"/>
+            <w:gridSpan w:val="2"/>
           </w:tcPr>
           <w:p>
             <w:pPr>
@@ -3128,65 +3129,6 @@
             </w:r>
           </w:p>
         </w:tc>
-        <w:tc>
-          <w:tcPr>
-            <w:tcW w:type="dxa" w:w="4139"/>
-          </w:tcPr>
-          <w:p>
-            <w:pPr>
-              <w:spacing w:before="80" w:after="40"/>
-              <w:jc w:val="center"/>
-            </w:pPr>
-            <w:r>
-              <w:drawing>
-                <wp:inline xmlns:a="http://schemas.openxmlformats.org/drawingml/2006/main" xmlns:pic="http://schemas.openxmlformats.org/drawingml/2006/picture">
-                  <wp:extent cx="1764000" cy="3136000"/>
-                  <wp:docPr id="12" name="Picture 12"/>
-                  <wp:cNvGraphicFramePr>
-                    <a:graphicFrameLocks noChangeAspect="1"/>
-                  </wp:cNvGraphicFramePr>
-                  <a:graphic>
-                    <a:graphicData uri="http://schemas.openxmlformats.org/drawingml/2006/picture">
-                      <pic:pic>
-                        <pic:nvPicPr>
-                          <pic:cNvPr id="0" name="placeholder_photo.png"/>
-                          <pic:cNvPicPr/>
-                        </pic:nvPicPr>
-                        <pic:blipFill>
-                          <a:blip r:embed="rId18"/>
-                          <a:stretch>
-                            <a:fillRect/>
-                          </a:stretch>
-                        </pic:blipFill>
-                        <pic:spPr>
-                          <a:xfrm>
-                            <a:off x="0" y="0"/>
-                            <a:ext cx="1764000" cy="3136000"/>
-                          </a:xfrm>
-                          <a:prstGeom prst="rect"/>
-                        </pic:spPr>
-                      </pic:pic>
-                    </a:graphicData>
-                  </a:graphic>
-                </wp:inline>
-              </w:drawing>
-            </w:r>
-          </w:p>
-          <w:p>
-            <w:pPr>
-              <w:spacing w:after="160" w:line="240" w:lineRule="auto"/>
-              <w:jc w:val="center"/>
-            </w:pPr>
-            <w:r>
-              <w:rPr>
-                <w:rFonts w:ascii="Times New Roman" w:hAnsi="Times New Roman" w:eastAsia="宋体"/>
-                <w:color w:val="404040"/>
-                <w:sz w:val="18"/>
-              </w:rPr>
-              <w:t>图10 任务3：拍照成功后照片显示在照片预览区。</w:t>
-            </w:r>
-          </w:p>
-        </w:tc>
       </w:tr>
     </w:tbl>
     <w:p>
@@ -3272,7 +3214,7 @@
           <w:rFonts w:ascii="Times New Roman" w:hAnsi="Times New Roman" w:eastAsia="宋体"/>
           <w:sz w:val="21"/>
         </w:rPr>
-        <w:t>（3）任务3（相机拍照）：首次点击“拍照”会弹出系统的相机权限申请（图6），授权后隐式 Intent 成功拉起系统相机应用，说明隐式调用本身是有效的。照片通过 FileProvider 以 content:// Uri 写入应用私有目录，避开了 file:// 暴露导致的 FileUriExposedException；显示前做了降采样与 EXIF 方向校正。需要说明的是：本次使用的 Android 10 模拟器，其虚拟相机在按下快门后会一直停留在处理状态，照片文件没有被写出，单独打开系统相机应用拍照也同样卡住，属于模拟器虚拟相机的环境问题，与代码无关，因此照片显示环节改用真机验证，对应截图见图10。</w:t>
+        <w:t>（3）任务3（相机拍照）：首次点击“拍照”会弹出系统的相机权限申请（图6），授权后隐式 Intent 成功拉起系统相机应用，说明隐式调用本身是有效的。照片通过 FileProvider 以 content:// Uri 写入应用私有目录，避开了 file:// 暴露导致的 FileUriExposedException；显示前做了降采样与 EXIF 方向校正。需要说明的是：本次使用的 Android 10 模拟器，其虚拟相机在按下快门后会一直停留在处理状态，照片文件没有被写出，单独打开系统相机应用拍照也同样卡住，属于模拟器虚拟相机的环境问题，与代码无关，因此本次未附该步骤的运行截图；照片显示的处理逻辑（降采样解码、EXIF 方向校正）已在代码中实现，可在真机上运行验证。</w:t>
       </w:r>
     </w:p>
     <w:p>
